--- a/docs/EXECUTIVE SUMMARY.docx
+++ b/docs/EXECUTIVE SUMMARY.docx
@@ -8,140 +8,366 @@
           <w:rFonts w:ascii="Century Gothic" w:hAnsi="Century Gothic" w:cstheme="majorBidi"/>
         </w:rPr>
       </w:pPr>
-      <w:r>
-        <w:rPr>
-          <w:rFonts w:ascii="Century Gothic" w:hAnsi="Century Gothic" w:cstheme="majorBidi"/>
-        </w:rPr>
-        <w:t>EXECUTIVE SUMMARY</w:t>
-      </w:r>
-    </w:p>
-    <w:p>
-      <w:pPr>
-        <w:rPr>
-          <w:rFonts w:ascii="Century Gothic" w:hAnsi="Century Gothic" w:cstheme="majorBidi"/>
-        </w:rPr>
-      </w:pPr>
-      <w:r>
-        <w:rPr>
-          <w:rFonts w:ascii="Century Gothic" w:hAnsi="Century Gothic" w:cstheme="majorBidi"/>
-        </w:rPr>
-        <w:t>VARIA Carbon - AI-Powered Soil Organic Carbon Prediction</w:t>
-      </w:r>
-    </w:p>
-    <w:p>
-      <w:pPr>
-        <w:rPr>
-          <w:rFonts w:ascii="Century Gothic" w:hAnsi="Century Gothic" w:cstheme="majorBidi"/>
-        </w:rPr>
-      </w:pPr>
-    </w:p>
-    <w:p>
-      <w:pPr>
-        <w:rPr>
-          <w:rFonts w:ascii="Century Gothic" w:hAnsi="Century Gothic" w:cstheme="majorBidi"/>
-        </w:rPr>
-      </w:pPr>
-      <w:r>
-        <w:rPr>
-          <w:rFonts w:ascii="Century Gothic" w:hAnsi="Century Gothic" w:cstheme="majorBidi"/>
-        </w:rPr>
-        <w:t>What We Deliver:</w:t>
-      </w:r>
-    </w:p>
-    <w:p>
-      <w:pPr>
-        <w:rPr>
-          <w:rFonts w:ascii="Century Gothic" w:hAnsi="Century Gothic" w:cstheme="majorBidi"/>
-        </w:rPr>
-      </w:pPr>
-      <w:r>
-        <w:rPr>
-          <w:rFonts w:ascii="Century Gothic" w:hAnsi="Century Gothic" w:cstheme="majorBidi"/>
-        </w:rPr>
-        <w:t>A ready-to-deploy AI tool that predicts Soil Organic Carbon (%) using only:</w:t>
-      </w:r>
-    </w:p>
-    <w:p>
-      <w:pPr>
-        <w:rPr>
-          <w:rFonts w:ascii="Century Gothic" w:hAnsi="Century Gothic" w:cstheme="majorBidi"/>
-        </w:rPr>
-      </w:pPr>
-      <w:r>
-        <w:rPr>
-          <w:rFonts w:ascii="Century Gothic" w:hAnsi="Century Gothic" w:cstheme="majorBidi"/>
-        </w:rPr>
-        <w:t>• NDVI (from satellite imagery)</w:t>
-      </w:r>
-    </w:p>
-    <w:p>
-      <w:pPr>
-        <w:rPr>
-          <w:rFonts w:ascii="Century Gothic" w:hAnsi="Century Gothic" w:cstheme="majorBidi"/>
-        </w:rPr>
-      </w:pPr>
-      <w:r>
-        <w:rPr>
-          <w:rFonts w:ascii="Century Gothic" w:hAnsi="Century Gothic" w:cstheme="majorBidi"/>
-        </w:rPr>
-        <w:t>• Precipitation (mm/year)</w:t>
-      </w:r>
-    </w:p>
-    <w:p>
-      <w:pPr>
-        <w:rPr>
-          <w:rFonts w:ascii="Century Gothic" w:hAnsi="Century Gothic" w:cstheme="majorBidi"/>
-        </w:rPr>
-      </w:pPr>
-      <w:r>
-        <w:rPr>
-          <w:rFonts w:ascii="Century Gothic" w:hAnsi="Century Gothic" w:cstheme="majorBidi"/>
-        </w:rPr>
-        <w:t>• Temperature (°C)</w:t>
-      </w:r>
-    </w:p>
-    <w:p>
-      <w:pPr>
-        <w:rPr>
-          <w:rFonts w:ascii="Century Gothic" w:hAnsi="Century Gothic" w:cstheme="majorBidi"/>
-        </w:rPr>
-      </w:pPr>
-      <w:r>
-        <w:rPr>
-          <w:rFonts w:ascii="Century Gothic" w:hAnsi="Century Gothic" w:cstheme="majorBidi"/>
-        </w:rPr>
-        <w:t>• Elevation (m)</w:t>
-      </w:r>
-    </w:p>
-    <w:p>
-      <w:pPr>
-        <w:rPr>
-          <w:rFonts w:ascii="Century Gothic" w:hAnsi="Century Gothic" w:cstheme="majorBidi"/>
-        </w:rPr>
-      </w:pPr>
-      <w:r>
-        <w:rPr>
-          <w:rFonts w:ascii="Century Gothic" w:hAnsi="Century Gothic" w:cstheme="majorBidi"/>
-        </w:rPr>
-        <w:t>• Clay content (%)</w:t>
-      </w:r>
-    </w:p>
-    <w:p>
-      <w:pPr>
-        <w:rPr>
-          <w:rFonts w:ascii="Century Gothic" w:hAnsi="Century Gothic" w:cstheme="majorBidi"/>
-        </w:rPr>
-      </w:pPr>
-    </w:p>
-    <w:p>
-      <w:pPr>
-        <w:rPr>
-          <w:rFonts w:ascii="Century Gothic" w:hAnsi="Century Gothic" w:cstheme="majorBidi"/>
-        </w:rPr>
-      </w:pPr>
-      <w:r>
-        <w:rPr>
-          <w:rFonts w:ascii="Century Gothic" w:hAnsi="Century Gothic" w:cstheme="majorBidi"/>
+    </w:p>
+    <w:p>
+      <w:pPr>
+        <w:rPr>
+          <w:rFonts w:ascii="Century Gothic" w:hAnsi="Century Gothic" w:cstheme="majorBidi"/>
+          <w:b/>
+          <w:bCs/>
+          <w:sz w:val="44"/>
+          <w:szCs w:val="44"/>
+        </w:rPr>
+      </w:pPr>
+      <w:r>
+        <w:rPr>
+          <w:rFonts w:ascii="Century Gothic" w:hAnsi="Century Gothic" w:cstheme="majorBidi"/>
+          <w:b/>
+          <w:bCs/>
+          <w:sz w:val="44"/>
+          <w:szCs w:val="44"/>
+        </w:rPr>
+        <w:t>VARIA Carbo</w:t>
+      </w:r>
+      <w:r>
+        <w:rPr>
+          <w:rFonts w:ascii="Century Gothic" w:hAnsi="Century Gothic" w:cstheme="majorBidi"/>
+          <w:b/>
+          <w:bCs/>
+          <w:sz w:val="44"/>
+          <w:szCs w:val="44"/>
+        </w:rPr>
+        <w:t xml:space="preserve">n </w:t>
+      </w:r>
+      <w:r>
+        <w:rPr>
+          <w:rFonts w:ascii="Century Gothic" w:hAnsi="Century Gothic" w:cstheme="majorBidi"/>
+          <w:b/>
+          <w:bCs/>
+          <w:sz w:val="44"/>
+          <w:szCs w:val="44"/>
+        </w:rPr>
+        <w:t>–</w:t>
+      </w:r>
+      <w:r>
+        <w:rPr>
+          <w:rFonts w:ascii="Century Gothic" w:hAnsi="Century Gothic" w:cstheme="majorBidi"/>
+          <w:b/>
+          <w:bCs/>
+          <w:sz w:val="44"/>
+          <w:szCs w:val="44"/>
+        </w:rPr>
+        <w:t xml:space="preserve"> </w:t>
+      </w:r>
+    </w:p>
+    <w:p>
+      <w:pPr>
+        <w:rPr>
+          <w:rFonts w:ascii="Century Gothic" w:hAnsi="Century Gothic" w:cstheme="majorBidi"/>
+          <w:b/>
+          <w:bCs/>
+          <w:sz w:val="44"/>
+          <w:szCs w:val="44"/>
+        </w:rPr>
+      </w:pPr>
+      <w:r>
+        <w:rPr>
+          <w:rFonts w:ascii="Century Gothic" w:hAnsi="Century Gothic" w:cstheme="majorBidi"/>
+          <w:b/>
+          <w:bCs/>
+          <w:sz w:val="44"/>
+          <w:szCs w:val="44"/>
+        </w:rPr>
+        <w:t>AI-Powered Soil Carbon MRV</w:t>
+      </w:r>
+    </w:p>
+    <w:p>
+      <w:pPr>
+        <w:rPr>
+          <w:rFonts w:ascii="Century Gothic" w:hAnsi="Century Gothic" w:cstheme="majorBidi"/>
+          <w:b/>
+          <w:bCs/>
+          <w:sz w:val="44"/>
+          <w:szCs w:val="44"/>
+        </w:rPr>
+      </w:pPr>
+      <w:r>
+        <w:rPr>
+          <w:rFonts w:ascii="Century Gothic" w:hAnsi="Century Gothic" w:cstheme="majorBidi"/>
+          <w:b/>
+          <w:bCs/>
+          <w:sz w:val="44"/>
+          <w:szCs w:val="44"/>
+        </w:rPr>
+        <w:t>_____________________________________</w:t>
+      </w:r>
+    </w:p>
+    <w:p>
+      <w:pPr>
+        <w:rPr>
+          <w:rFonts w:ascii="Century Gothic" w:hAnsi="Century Gothic" w:cstheme="majorBidi"/>
+        </w:rPr>
+      </w:pPr>
+    </w:p>
+    <w:p>
+      <w:pPr>
+        <w:rPr>
+          <w:rFonts w:ascii="Century Gothic" w:hAnsi="Century Gothic" w:cstheme="majorBidi"/>
+          <w:b/>
+          <w:bCs/>
+          <w:sz w:val="40"/>
+          <w:szCs w:val="40"/>
+        </w:rPr>
+      </w:pPr>
+      <w:r>
+        <w:rPr>
+          <w:rFonts w:ascii="Century Gothic" w:hAnsi="Century Gothic" w:cstheme="majorBidi"/>
+          <w:b/>
+          <w:bCs/>
+          <w:sz w:val="40"/>
+          <w:szCs w:val="40"/>
+        </w:rPr>
+        <w:t>The Problem</w:t>
+      </w:r>
+    </w:p>
+    <w:p>
+      <w:pPr>
+        <w:rPr>
+          <w:rFonts w:ascii="Century Gothic" w:hAnsi="Century Gothic" w:cstheme="majorBidi"/>
+        </w:rPr>
+      </w:pPr>
+      <w:r>
+        <w:rPr>
+          <w:rFonts w:ascii="Century Gothic" w:hAnsi="Century Gothic" w:cstheme="majorBidi"/>
+        </w:rPr>
+        <w:t>Lab-based soil carbon measurement costs $30-50 per hectare and does not scale. For smallholder farmers and landscape-level projects, this makes MRV economically unviable.</w:t>
+      </w:r>
+    </w:p>
+    <w:p>
+      <w:pPr>
+        <w:rPr>
+          <w:rFonts w:ascii="Century Gothic" w:hAnsi="Century Gothic" w:cstheme="majorBidi"/>
+        </w:rPr>
+      </w:pPr>
+    </w:p>
+    <w:p>
+      <w:pPr>
+        <w:rPr>
+          <w:rFonts w:ascii="Century Gothic" w:hAnsi="Century Gothic" w:cstheme="majorBidi"/>
+          <w:b/>
+          <w:bCs/>
+          <w:sz w:val="40"/>
+          <w:szCs w:val="40"/>
+        </w:rPr>
+      </w:pPr>
+      <w:r>
+        <w:rPr>
+          <w:rFonts w:ascii="Century Gothic" w:hAnsi="Century Gothic" w:cstheme="majorBidi"/>
+          <w:b/>
+          <w:bCs/>
+          <w:sz w:val="40"/>
+          <w:szCs w:val="40"/>
+        </w:rPr>
+        <w:t>The Solution</w:t>
+      </w:r>
+    </w:p>
+    <w:p>
+      <w:pPr>
+        <w:rPr>
+          <w:rFonts w:ascii="Century Gothic" w:hAnsi="Century Gothic" w:cstheme="majorBidi"/>
+        </w:rPr>
+      </w:pPr>
+      <w:r>
+        <w:rPr>
+          <w:rFonts w:ascii="Century Gothic" w:hAnsi="Century Gothic" w:cstheme="majorBidi"/>
+        </w:rPr>
+        <w:t>VARIA Carbon predicts Soil Organic Carbon (SOC%) from satellite data — no lab, no field visit.</w:t>
+      </w:r>
+    </w:p>
+    <w:p>
+      <w:pPr>
+        <w:rPr>
+          <w:rFonts w:ascii="Century Gothic" w:hAnsi="Century Gothic" w:cstheme="majorBidi" w:hint="cs"/>
+          <w:rtl/>
+          <w:lang w:bidi="fa-IR"/>
+        </w:rPr>
+      </w:pPr>
+    </w:p>
+    <w:p>
+      <w:pPr>
+        <w:rPr>
+          <w:rFonts w:ascii="Century Gothic" w:hAnsi="Century Gothic" w:cstheme="majorBidi"/>
+        </w:rPr>
+      </w:pPr>
+    </w:p>
+    <w:p>
+      <w:pPr>
+        <w:rPr>
+          <w:rFonts w:ascii="Century Gothic" w:hAnsi="Century Gothic" w:cstheme="majorBidi"/>
+          <w:b/>
+          <w:bCs/>
+          <w:sz w:val="32"/>
+          <w:szCs w:val="32"/>
+        </w:rPr>
+      </w:pPr>
+      <w:r>
+        <w:rPr>
+          <w:rFonts w:ascii="Century Gothic" w:hAnsi="Century Gothic" w:cstheme="majorBidi"/>
+          <w:b/>
+          <w:bCs/>
+          <w:sz w:val="32"/>
+          <w:szCs w:val="32"/>
+        </w:rPr>
+        <w:t>Inputs (5 variables):</w:t>
+      </w:r>
+    </w:p>
+    <w:p>
+      <w:pPr>
+        <w:rPr>
+          <w:rFonts w:ascii="Century Gothic" w:hAnsi="Century Gothic" w:cstheme="majorBidi"/>
+        </w:rPr>
+      </w:pPr>
+      <w:r>
+        <w:rPr>
+          <w:rFonts w:ascii="Century Gothic" w:hAnsi="Century Gothic" w:cstheme="majorBidi"/>
+        </w:rPr>
+        <w:t xml:space="preserve">- NDVI (from satellite imagery)  </w:t>
+      </w:r>
+    </w:p>
+    <w:p>
+      <w:pPr>
+        <w:rPr>
+          <w:rFonts w:ascii="Century Gothic" w:hAnsi="Century Gothic" w:cstheme="majorBidi"/>
+        </w:rPr>
+      </w:pPr>
+      <w:r>
+        <w:rPr>
+          <w:rFonts w:ascii="Century Gothic" w:hAnsi="Century Gothic" w:cstheme="majorBidi"/>
+        </w:rPr>
+        <w:t xml:space="preserve">- Annual precipitation (mm/year)  </w:t>
+      </w:r>
+    </w:p>
+    <w:p>
+      <w:pPr>
+        <w:rPr>
+          <w:rFonts w:ascii="Century Gothic" w:hAnsi="Century Gothic" w:cstheme="majorBidi"/>
+        </w:rPr>
+      </w:pPr>
+      <w:r>
+        <w:rPr>
+          <w:rFonts w:ascii="Century Gothic" w:hAnsi="Century Gothic" w:cstheme="majorBidi"/>
+        </w:rPr>
+        <w:t xml:space="preserve">- Mean annual temperature (°C)  </w:t>
+      </w:r>
+    </w:p>
+    <w:p>
+      <w:pPr>
+        <w:rPr>
+          <w:rFonts w:ascii="Century Gothic" w:hAnsi="Century Gothic" w:cstheme="majorBidi"/>
+        </w:rPr>
+      </w:pPr>
+      <w:r>
+        <w:rPr>
+          <w:rFonts w:ascii="Century Gothic" w:hAnsi="Century Gothic" w:cstheme="majorBidi"/>
+        </w:rPr>
+        <w:t xml:space="preserve">- Elevation (m)  </w:t>
+      </w:r>
+    </w:p>
+    <w:p>
+      <w:pPr>
+        <w:rPr>
+          <w:rFonts w:ascii="Century Gothic" w:hAnsi="Century Gothic" w:cstheme="majorBidi"/>
+        </w:rPr>
+      </w:pPr>
+      <w:r>
+        <w:rPr>
+          <w:rFonts w:ascii="Century Gothic" w:hAnsi="Century Gothic" w:cstheme="majorBidi"/>
+        </w:rPr>
+        <w:t>- Clay content (%)</w:t>
+      </w:r>
+    </w:p>
+    <w:p>
+      <w:pPr>
+        <w:rPr>
+          <w:rFonts w:ascii="Century Gothic" w:hAnsi="Century Gothic" w:cstheme="majorBidi"/>
+        </w:rPr>
+      </w:pPr>
+    </w:p>
+    <w:p>
+      <w:pPr>
+        <w:rPr>
+          <w:rFonts w:ascii="Century Gothic" w:hAnsi="Century Gothic" w:cstheme="majorBidi"/>
+          <w:b/>
+          <w:bCs/>
+          <w:sz w:val="28"/>
+          <w:szCs w:val="28"/>
+        </w:rPr>
+      </w:pPr>
+      <w:r>
+        <w:rPr>
+          <w:rFonts w:ascii="Century Gothic" w:hAnsi="Century Gothic" w:cstheme="majorBidi"/>
+          <w:b/>
+          <w:bCs/>
+          <w:sz w:val="28"/>
+          <w:szCs w:val="28"/>
+        </w:rPr>
+        <w:t>Output:</w:t>
+      </w:r>
+      <w:r>
+        <w:rPr>
+          <w:rFonts w:ascii="Century Gothic" w:hAnsi="Century Gothic" w:cstheme="majorBidi"/>
+          <w:b/>
+          <w:bCs/>
+          <w:sz w:val="28"/>
+          <w:szCs w:val="28"/>
+        </w:rPr>
+        <w:t xml:space="preserve"> SOC% + carbon credits potential (tons CO</w:t>
+      </w:r>
+      <w:r>
+        <w:rPr>
+          <w:rFonts w:ascii="Cambria Math" w:hAnsi="Cambria Math" w:cs="Cambria Math"/>
+          <w:b/>
+          <w:bCs/>
+          <w:sz w:val="28"/>
+          <w:szCs w:val="28"/>
+        </w:rPr>
+        <w:t>₂</w:t>
+      </w:r>
+      <w:r>
+        <w:rPr>
+          <w:rFonts w:ascii="Century Gothic" w:hAnsi="Century Gothic" w:cstheme="majorBidi"/>
+          <w:b/>
+          <w:bCs/>
+          <w:sz w:val="28"/>
+          <w:szCs w:val="28"/>
+        </w:rPr>
+        <w:t xml:space="preserve"> per hectare)</w:t>
+      </w:r>
+    </w:p>
+    <w:p>
+      <w:pPr>
+        <w:rPr>
+          <w:rFonts w:ascii="Century Gothic" w:hAnsi="Century Gothic" w:cstheme="majorBidi"/>
+        </w:rPr>
+      </w:pPr>
+    </w:p>
+    <w:p>
+      <w:pPr>
+        <w:rPr>
+          <w:rFonts w:ascii="Century Gothic" w:hAnsi="Century Gothic" w:cstheme="majorBidi"/>
+          <w:b/>
+          <w:bCs/>
+          <w:sz w:val="32"/>
+          <w:szCs w:val="32"/>
+        </w:rPr>
+      </w:pPr>
+      <w:r>
+        <w:rPr>
+          <w:rFonts w:ascii="Century Gothic" w:hAnsi="Century Gothic" w:cstheme="majorBidi"/>
+          <w:b/>
+          <w:bCs/>
+          <w:sz w:val="32"/>
+          <w:szCs w:val="32"/>
         </w:rPr>
         <w:t>Technical Performance:</w:t>
       </w:r>
@@ -156,339 +382,431 @@
         <w:rPr>
           <w:rFonts w:ascii="Century Gothic" w:hAnsi="Century Gothic" w:cstheme="majorBidi"/>
         </w:rPr>
-        <w:t>• R² = 0.78 (validated on EU LUCAS soil database)</w:t>
-      </w:r>
-    </w:p>
-    <w:p>
-      <w:pPr>
-        <w:rPr>
-          <w:rFonts w:ascii="Century Gothic" w:hAnsi="Century Gothic" w:cstheme="majorBidi"/>
-        </w:rPr>
-      </w:pPr>
-      <w:r>
-        <w:rPr>
-          <w:rFonts w:ascii="Century Gothic" w:hAnsi="Century Gothic" w:cstheme="majorBidi"/>
-        </w:rPr>
-        <w:t>• MAE = 0.80% SOC</w:t>
-      </w:r>
-    </w:p>
-    <w:p>
-      <w:pPr>
-        <w:rPr>
-          <w:rFonts w:ascii="Century Gothic" w:hAnsi="Century Gothic" w:cstheme="majorBidi"/>
-        </w:rPr>
-      </w:pPr>
-      <w:r>
-        <w:rPr>
-          <w:rFonts w:ascii="Century Gothic" w:hAnsi="Century Gothic" w:cstheme="majorBidi"/>
-        </w:rPr>
-        <w:t>• Trained on 70 real soil samples</w:t>
-      </w:r>
-    </w:p>
-    <w:p>
-      <w:pPr>
-        <w:rPr>
-          <w:rFonts w:ascii="Century Gothic" w:hAnsi="Century Gothic" w:cstheme="majorBidi"/>
-        </w:rPr>
-      </w:pPr>
-      <w:r>
-        <w:rPr>
-          <w:rFonts w:ascii="Century Gothic" w:hAnsi="Century Gothic" w:cstheme="majorBidi"/>
-        </w:rPr>
-        <w:t>• No overfitting (train/test R² difference &lt;0.15)</w:t>
-      </w:r>
-    </w:p>
-    <w:p>
-      <w:pPr>
-        <w:rPr>
-          <w:rFonts w:ascii="Century Gothic" w:hAnsi="Century Gothic" w:cstheme="majorBidi"/>
-        </w:rPr>
-      </w:pPr>
-    </w:p>
-    <w:p>
-      <w:pPr>
-        <w:rPr>
-          <w:rFonts w:ascii="Century Gothic" w:hAnsi="Century Gothic" w:cstheme="majorBidi"/>
-        </w:rPr>
-      </w:pPr>
-      <w:r>
-        <w:rPr>
-          <w:rFonts w:ascii="Century Gothic" w:hAnsi="Century Gothic" w:cstheme="majorBidi"/>
-        </w:rPr>
-        <w:t>Why It's Different:</w:t>
-      </w:r>
-    </w:p>
-    <w:p>
-      <w:pPr>
-        <w:rPr>
-          <w:rFonts w:ascii="Century Gothic" w:hAnsi="Century Gothic" w:cstheme="majorBidi"/>
-        </w:rPr>
-      </w:pPr>
-      <w:r>
-        <w:rPr>
-          <w:rFonts w:ascii="Segoe UI Symbol" w:hAnsi="Segoe UI Symbol" w:cs="Segoe UI Symbol"/>
-        </w:rPr>
-        <w:t>✓</w:t>
-      </w:r>
-      <w:r>
-        <w:rPr>
-          <w:rFonts w:ascii="Century Gothic" w:hAnsi="Century Gothic" w:cstheme="majorBidi"/>
-        </w:rPr>
-        <w:t xml:space="preserve"> Deploys on YOUR server (data never leaves your organization)</w:t>
-      </w:r>
-    </w:p>
-    <w:p>
-      <w:pPr>
-        <w:rPr>
-          <w:rFonts w:ascii="Century Gothic" w:hAnsi="Century Gothic" w:cstheme="majorBidi"/>
-        </w:rPr>
-      </w:pPr>
-      <w:r>
-        <w:rPr>
-          <w:rFonts w:ascii="Segoe UI Symbol" w:hAnsi="Segoe UI Symbol" w:cs="Segoe UI Symbol"/>
-        </w:rPr>
-        <w:t>✓</w:t>
-      </w:r>
-      <w:r>
-        <w:rPr>
-          <w:rFonts w:ascii="Century Gothic" w:hAnsi="Century Gothic" w:cstheme="majorBidi"/>
-        </w:rPr>
-        <w:t xml:space="preserve"> Complete code included (no black box)</w:t>
-      </w:r>
-    </w:p>
-    <w:p>
-      <w:pPr>
-        <w:rPr>
-          <w:rFonts w:ascii="Century Gothic" w:hAnsi="Century Gothic" w:cstheme="majorBidi"/>
-        </w:rPr>
-      </w:pPr>
-      <w:r>
-        <w:rPr>
-          <w:rFonts w:ascii="Segoe UI Symbol" w:hAnsi="Segoe UI Symbol" w:cs="Segoe UI Symbol"/>
-        </w:rPr>
-        <w:t>✓</w:t>
-      </w:r>
-      <w:r>
-        <w:rPr>
-          <w:rFonts w:ascii="Century Gothic" w:hAnsi="Century Gothic" w:cstheme="majorBidi"/>
-        </w:rPr>
-        <w:t xml:space="preserve"> One-command Docker installation</w:t>
-      </w:r>
-    </w:p>
-    <w:p>
-      <w:pPr>
-        <w:rPr>
-          <w:rFonts w:ascii="Century Gothic" w:hAnsi="Century Gothic" w:cstheme="majorBidi"/>
-        </w:rPr>
-      </w:pPr>
-      <w:r>
-        <w:rPr>
-          <w:rFonts w:ascii="Segoe UI Symbol" w:hAnsi="Segoe UI Symbol" w:cs="Segoe UI Symbol"/>
-        </w:rPr>
-        <w:t>✓</w:t>
-      </w:r>
-      <w:r>
-        <w:rPr>
-          <w:rFonts w:ascii="Century Gothic" w:hAnsi="Century Gothic" w:cstheme="majorBidi"/>
-        </w:rPr>
-        <w:t xml:space="preserve"> Interactive dashboard + REST API</w:t>
-      </w:r>
-    </w:p>
-    <w:p>
-      <w:pPr>
-        <w:rPr>
-          <w:rFonts w:ascii="Century Gothic" w:hAnsi="Century Gothic" w:cstheme="majorBidi"/>
-        </w:rPr>
-      </w:pPr>
-    </w:p>
-    <w:p>
-      <w:pPr>
-        <w:rPr>
-          <w:rFonts w:ascii="Century Gothic" w:hAnsi="Century Gothic" w:cstheme="majorBidi"/>
-        </w:rPr>
-      </w:pPr>
-      <w:r>
-        <w:rPr>
-          <w:rFonts w:ascii="Century Gothic" w:hAnsi="Century Gothic" w:cstheme="majorBidi"/>
-        </w:rPr>
-        <w:t>Use Cases:</w:t>
-      </w:r>
-    </w:p>
-    <w:p>
-      <w:pPr>
-        <w:rPr>
-          <w:rFonts w:ascii="Century Gothic" w:hAnsi="Century Gothic" w:cstheme="majorBidi"/>
-        </w:rPr>
-      </w:pPr>
-      <w:r>
-        <w:rPr>
-          <w:rFonts w:ascii="Century Gothic" w:hAnsi="Century Gothic" w:cstheme="majorBidi"/>
-        </w:rPr>
-        <w:t>• Carbon credit verification (MRV)</w:t>
-      </w:r>
-    </w:p>
-    <w:p>
-      <w:pPr>
-        <w:rPr>
-          <w:rFonts w:ascii="Century Gothic" w:hAnsi="Century Gothic" w:cstheme="majorBidi"/>
-        </w:rPr>
-      </w:pPr>
-      <w:r>
-        <w:rPr>
-          <w:rFonts w:ascii="Century Gothic" w:hAnsi="Century Gothic" w:cstheme="majorBidi"/>
-        </w:rPr>
-        <w:t>• Soil health monitoring</w:t>
-      </w:r>
-    </w:p>
-    <w:p>
-      <w:pPr>
-        <w:rPr>
-          <w:rFonts w:ascii="Century Gothic" w:hAnsi="Century Gothic" w:cstheme="majorBidi"/>
-        </w:rPr>
-      </w:pPr>
-      <w:r>
-        <w:rPr>
-          <w:rFonts w:ascii="Century Gothic" w:hAnsi="Century Gothic" w:cstheme="majorBidi"/>
-        </w:rPr>
-        <w:t>• Sustainable agriculture planning</w:t>
-      </w:r>
-    </w:p>
-    <w:p>
-      <w:pPr>
-        <w:rPr>
-          <w:rFonts w:ascii="Century Gothic" w:hAnsi="Century Gothic" w:cstheme="majorBidi"/>
-        </w:rPr>
-      </w:pPr>
-      <w:r>
-        <w:rPr>
-          <w:rFonts w:ascii="Century Gothic" w:hAnsi="Century Gothic" w:cstheme="majorBidi"/>
-        </w:rPr>
-        <w:t>• Research &amp; education</w:t>
-      </w:r>
-    </w:p>
-    <w:p>
-      <w:pPr>
-        <w:rPr>
-          <w:rFonts w:ascii="Century Gothic" w:hAnsi="Century Gothic" w:cstheme="majorBidi"/>
-        </w:rPr>
-      </w:pPr>
-    </w:p>
-    <w:p>
-      <w:pPr>
-        <w:rPr>
-          <w:rFonts w:ascii="Century Gothic" w:hAnsi="Century Gothic" w:cstheme="majorBidi"/>
-        </w:rPr>
-      </w:pPr>
-      <w:r>
-        <w:rPr>
-          <w:rFonts w:ascii="Century Gothic" w:hAnsi="Century Gothic" w:cstheme="majorBidi"/>
-        </w:rPr>
-        <w:t>Pricing (One-Time, Perpetual License):</w:t>
-      </w:r>
-    </w:p>
-    <w:p>
-      <w:pPr>
-        <w:rPr>
-          <w:rFonts w:ascii="Century Gothic" w:hAnsi="Century Gothic" w:cstheme="majorBidi"/>
-        </w:rPr>
-      </w:pPr>
-    </w:p>
-    <w:p>
-      <w:pPr>
-        <w:rPr>
-          <w:rFonts w:ascii="Century Gothic" w:hAnsi="Century Gothic" w:cstheme="majorBidi"/>
-        </w:rPr>
-      </w:pPr>
-      <w:r>
-        <w:rPr>
-          <w:rFonts w:ascii="Century Gothic" w:hAnsi="Century Gothic" w:cstheme="majorBidi"/>
-        </w:rPr>
-        <w:t>| Package | Price | Includes |</w:t>
-      </w:r>
-    </w:p>
-    <w:p>
-      <w:pPr>
-        <w:rPr>
-          <w:rFonts w:ascii="Century Gothic" w:hAnsi="Century Gothic" w:cstheme="majorBidi"/>
-        </w:rPr>
-      </w:pPr>
-      <w:r>
-        <w:rPr>
-          <w:rFonts w:ascii="Century Gothic" w:hAnsi="Century Gothic" w:cstheme="majorBidi"/>
-        </w:rPr>
-        <w:t>|---------|-------|----------|</w:t>
-      </w:r>
-    </w:p>
-    <w:p>
-      <w:pPr>
-        <w:rPr>
-          <w:rFonts w:ascii="Century Gothic" w:hAnsi="Century Gothic" w:cstheme="majorBidi"/>
-        </w:rPr>
-      </w:pPr>
-      <w:r>
-        <w:rPr>
-          <w:rFonts w:ascii="Century Gothic" w:hAnsi="Century Gothic" w:cstheme="majorBidi"/>
-        </w:rPr>
-        <w:t>| Academic / Research | $499 | Full code + model + 1 year updates |</w:t>
-      </w:r>
-    </w:p>
-    <w:p>
-      <w:pPr>
-        <w:rPr>
-          <w:rFonts w:ascii="Century Gothic" w:hAnsi="Century Gothic" w:cstheme="majorBidi"/>
-        </w:rPr>
-      </w:pPr>
-      <w:r>
-        <w:rPr>
-          <w:rFonts w:ascii="Century Gothic" w:hAnsi="Century Gothic" w:cstheme="majorBidi"/>
-        </w:rPr>
-        <w:t>| Commercial / Business | $1,999 | Full code + model + priority support |</w:t>
-      </w:r>
-    </w:p>
-    <w:p>
-      <w:pPr>
-        <w:rPr>
-          <w:rFonts w:ascii="Century Gothic" w:hAnsi="Century Gothic" w:cstheme="majorBidi"/>
-        </w:rPr>
-      </w:pPr>
-      <w:r>
-        <w:rPr>
-          <w:rFonts w:ascii="Century Gothic" w:hAnsi="Century Gothic" w:cstheme="majorBidi"/>
-        </w:rPr>
-        <w:t>| Enterprise (IP Transfer) | $15,000 | Complete IP + training + 5 years support |</w:t>
-      </w:r>
-    </w:p>
-    <w:p>
-      <w:pPr>
-        <w:rPr>
-          <w:rFonts w:ascii="Century Gothic" w:hAnsi="Century Gothic" w:cstheme="majorBidi"/>
-        </w:rPr>
-      </w:pPr>
-    </w:p>
-    <w:p>
-      <w:pPr>
-        <w:rPr>
-          <w:rFonts w:ascii="Century Gothic" w:hAnsi="Century Gothic" w:cstheme="majorBidi"/>
-        </w:rPr>
-      </w:pPr>
-      <w:r>
-        <w:rPr>
-          <w:rFonts w:ascii="Century Gothic" w:hAnsi="Century Gothic" w:cstheme="majorBidi"/>
-        </w:rPr>
-        <w:t>Delivery:</w:t>
-      </w:r>
-    </w:p>
-    <w:p>
-      <w:pPr>
-        <w:rPr>
-          <w:rFonts w:ascii="Century Gothic" w:hAnsi="Century Gothic" w:cstheme="majorBidi"/>
-        </w:rPr>
-      </w:pPr>
-      <w:r>
-        <w:rPr>
-          <w:rFonts w:ascii="Century Gothic" w:hAnsi="Century Gothic" w:cstheme="majorBidi"/>
-        </w:rPr>
-        <w:t>• Digital download (2GB zip file)</w:t>
+        <w:t xml:space="preserve">- R² = 0.78 (validated on EU LUCAS soil database)  </w:t>
+      </w:r>
+    </w:p>
+    <w:p>
+      <w:pPr>
+        <w:rPr>
+          <w:rFonts w:ascii="Century Gothic" w:hAnsi="Century Gothic" w:cstheme="majorBidi"/>
+        </w:rPr>
+      </w:pPr>
+      <w:r>
+        <w:rPr>
+          <w:rFonts w:ascii="Century Gothic" w:hAnsi="Century Gothic" w:cstheme="majorBidi"/>
+        </w:rPr>
+        <w:lastRenderedPageBreak/>
+        <w:t xml:space="preserve">- MAE = 0.80% SOC  </w:t>
+      </w:r>
+    </w:p>
+    <w:p>
+      <w:pPr>
+        <w:rPr>
+          <w:rFonts w:ascii="Century Gothic" w:hAnsi="Century Gothic" w:cstheme="majorBidi"/>
+        </w:rPr>
+      </w:pPr>
+      <w:r>
+        <w:rPr>
+          <w:rFonts w:ascii="Century Gothic" w:hAnsi="Century Gothic" w:cstheme="majorBidi"/>
+        </w:rPr>
+        <w:t xml:space="preserve">- Trained on 70 real soil samples  </w:t>
+      </w:r>
+    </w:p>
+    <w:p>
+      <w:pPr>
+        <w:rPr>
+          <w:rFonts w:ascii="Century Gothic" w:hAnsi="Century Gothic" w:cstheme="majorBidi"/>
+        </w:rPr>
+      </w:pPr>
+      <w:r>
+        <w:rPr>
+          <w:rFonts w:ascii="Century Gothic" w:hAnsi="Century Gothic" w:cstheme="majorBidi"/>
+        </w:rPr>
+        <w:t>- No overfitting (train/test R² difference &lt;0.15)</w:t>
+      </w:r>
+    </w:p>
+    <w:p>
+      <w:pPr>
+        <w:rPr>
+          <w:rFonts w:ascii="Century Gothic" w:hAnsi="Century Gothic" w:cstheme="majorBidi"/>
+        </w:rPr>
+      </w:pPr>
+    </w:p>
+    <w:p>
+      <w:pPr>
+        <w:rPr>
+          <w:rFonts w:ascii="Century Gothic" w:hAnsi="Century Gothic" w:cstheme="majorBidi"/>
+          <w:b/>
+          <w:bCs/>
+          <w:sz w:val="32"/>
+          <w:szCs w:val="32"/>
+        </w:rPr>
+      </w:pPr>
+      <w:r>
+        <w:rPr>
+          <w:rFonts w:ascii="Century Gothic" w:hAnsi="Century Gothic" w:cstheme="majorBidi"/>
+          <w:b/>
+          <w:bCs/>
+          <w:sz w:val="32"/>
+          <w:szCs w:val="32"/>
+        </w:rPr>
+        <w:t>Why Project De</w:t>
+      </w:r>
+      <w:r>
+        <w:rPr>
+          <w:rFonts w:ascii="Century Gothic" w:hAnsi="Century Gothic" w:cstheme="majorBidi"/>
+          <w:b/>
+          <w:bCs/>
+          <w:sz w:val="32"/>
+          <w:szCs w:val="32"/>
+        </w:rPr>
+        <w:t>velopers Choose VARIA Carbon:</w:t>
+      </w:r>
+    </w:p>
+    <w:p>
+      <w:pPr>
+        <w:rPr>
+          <w:rFonts w:ascii="Century Gothic" w:hAnsi="Century Gothic" w:cstheme="majorBidi"/>
+        </w:rPr>
+      </w:pPr>
+      <w:r>
+        <w:rPr>
+          <w:rFonts w:ascii="Century Gothic" w:hAnsi="Century Gothic" w:cstheme="majorBidi"/>
+        </w:rPr>
+        <w:t xml:space="preserve">- Affordable: Lab tests cost $30-50/ha — VARIA Carbon offers a one-time license with unlimited use  </w:t>
+      </w:r>
+    </w:p>
+    <w:p>
+      <w:pPr>
+        <w:rPr>
+          <w:rFonts w:ascii="Century Gothic" w:hAnsi="Century Gothic" w:cstheme="majorBidi"/>
+        </w:rPr>
+      </w:pPr>
+      <w:r>
+        <w:rPr>
+          <w:rFonts w:ascii="Century Gothic" w:hAnsi="Century Gothic" w:cstheme="majorBidi"/>
+        </w:rPr>
+        <w:t xml:space="preserve">- Scalable: Works across thousands of hectares in seconds  </w:t>
+      </w:r>
+    </w:p>
+    <w:p>
+      <w:pPr>
+        <w:rPr>
+          <w:rFonts w:ascii="Century Gothic" w:hAnsi="Century Gothic" w:cstheme="majorBidi"/>
+        </w:rPr>
+      </w:pPr>
+      <w:r>
+        <w:rPr>
+          <w:rFonts w:ascii="Century Gothic" w:hAnsi="Century Gothic" w:cstheme="majorBidi"/>
+        </w:rPr>
+        <w:t xml:space="preserve">- Transparent: Full code included (no black box)  </w:t>
+      </w:r>
+    </w:p>
+    <w:p>
+      <w:pPr>
+        <w:rPr>
+          <w:rFonts w:ascii="Century Gothic" w:hAnsi="Century Gothic" w:cstheme="majorBidi"/>
+        </w:rPr>
+      </w:pPr>
+      <w:r>
+        <w:rPr>
+          <w:rFonts w:ascii="Century Gothic" w:hAnsi="Century Gothic" w:cstheme="majorBidi"/>
+        </w:rPr>
+        <w:t xml:space="preserve">- Private: Deploys on your own server (data never leaves your organization)  </w:t>
+      </w:r>
+    </w:p>
+    <w:p>
+      <w:pPr>
+        <w:rPr>
+          <w:rFonts w:ascii="Century Gothic" w:hAnsi="Century Gothic" w:cstheme="majorBidi"/>
+        </w:rPr>
+      </w:pPr>
+      <w:r>
+        <w:rPr>
+          <w:rFonts w:ascii="Century Gothic" w:hAnsi="Century Gothic" w:cstheme="majorBidi"/>
+        </w:rPr>
+        <w:t>- Easy: One-command Docker installation, interactive dashboard, and REST API</w:t>
+      </w:r>
+    </w:p>
+    <w:p>
+      <w:pPr>
+        <w:rPr>
+          <w:rFonts w:ascii="Century Gothic" w:hAnsi="Century Gothic" w:cstheme="majorBidi"/>
+        </w:rPr>
+      </w:pPr>
+    </w:p>
+    <w:p>
+      <w:pPr>
+        <w:rPr>
+          <w:rFonts w:ascii="Century Gothic" w:hAnsi="Century Gothic" w:cstheme="majorBidi"/>
+          <w:b/>
+          <w:bCs/>
+          <w:sz w:val="32"/>
+          <w:szCs w:val="32"/>
+        </w:rPr>
+      </w:pPr>
+      <w:r>
+        <w:rPr>
+          <w:rFonts w:ascii="Century Gothic" w:hAnsi="Century Gothic" w:cstheme="majorBidi"/>
+          <w:b/>
+          <w:bCs/>
+          <w:sz w:val="32"/>
+          <w:szCs w:val="32"/>
+        </w:rPr>
+        <w:t>U</w:t>
+      </w:r>
+      <w:r>
+        <w:rPr>
+          <w:rFonts w:ascii="Century Gothic" w:hAnsi="Century Gothic" w:cstheme="majorBidi"/>
+          <w:b/>
+          <w:bCs/>
+          <w:sz w:val="32"/>
+          <w:szCs w:val="32"/>
+        </w:rPr>
+        <w:t>se Cases for Carbon Projects</w:t>
+      </w:r>
+      <w:r>
+        <w:rPr>
+          <w:rFonts w:ascii="Century Gothic" w:hAnsi="Century Gothic" w:cstheme="majorBidi" w:hint="cs"/>
+          <w:b/>
+          <w:bCs/>
+          <w:sz w:val="32"/>
+          <w:szCs w:val="32"/>
+          <w:rtl/>
+        </w:rPr>
+        <w:t>:</w:t>
+      </w:r>
+    </w:p>
+    <w:p>
+      <w:pPr>
+        <w:rPr>
+          <w:rFonts w:ascii="Century Gothic" w:hAnsi="Century Gothic" w:cstheme="majorBidi"/>
+        </w:rPr>
+      </w:pPr>
+      <w:r>
+        <w:rPr>
+          <w:rFonts w:ascii="Century Gothic" w:hAnsi="Century Gothic" w:cstheme="majorBidi"/>
+        </w:rPr>
+        <w:t>- Baseline soil carbon assessme</w:t>
+      </w:r>
+      <w:r>
+        <w:rPr>
+          <w:rFonts w:ascii="Century Gothic" w:hAnsi="Century Gothic" w:cstheme="majorBidi"/>
+        </w:rPr>
+        <w:t xml:space="preserve">nt  </w:t>
+      </w:r>
+    </w:p>
+    <w:p>
+      <w:pPr>
+        <w:rPr>
+          <w:rFonts w:ascii="Century Gothic" w:hAnsi="Century Gothic" w:cstheme="majorBidi"/>
+        </w:rPr>
+      </w:pPr>
+      <w:r>
+        <w:rPr>
+          <w:rFonts w:ascii="Century Gothic" w:hAnsi="Century Gothic" w:cstheme="majorBidi"/>
+        </w:rPr>
+        <w:t xml:space="preserve">- Cost-effective MRV at scale  </w:t>
+      </w:r>
+    </w:p>
+    <w:p>
+      <w:pPr>
+        <w:rPr>
+          <w:rFonts w:ascii="Century Gothic" w:hAnsi="Century Gothic" w:cstheme="majorBidi"/>
+        </w:rPr>
+      </w:pPr>
+      <w:r>
+        <w:rPr>
+          <w:rFonts w:ascii="Century Gothic" w:hAnsi="Century Gothic" w:cstheme="majorBidi"/>
+        </w:rPr>
+        <w:t xml:space="preserve">- Prioritization of high-potential areas  </w:t>
+      </w:r>
+    </w:p>
+    <w:p>
+      <w:pPr>
+        <w:rPr>
+          <w:rFonts w:ascii="Century Gothic" w:hAnsi="Century Gothic" w:cstheme="majorBidi"/>
+        </w:rPr>
+      </w:pPr>
+      <w:r>
+        <w:rPr>
+          <w:rFonts w:ascii="Century Gothic" w:hAnsi="Century Gothic" w:cstheme="majorBidi"/>
+        </w:rPr>
+        <w:t>- Farmer-level data systems</w:t>
+      </w:r>
+    </w:p>
+    <w:p>
+      <w:pPr>
+        <w:rPr>
+          <w:rFonts w:ascii="Century Gothic" w:hAnsi="Century Gothic" w:cstheme="majorBidi"/>
+        </w:rPr>
+      </w:pPr>
+    </w:p>
+    <w:p>
+      <w:pPr>
+        <w:rPr>
+          <w:rFonts w:ascii="Century Gothic" w:hAnsi="Century Gothic" w:cstheme="majorBidi"/>
+          <w:b/>
+          <w:bCs/>
+          <w:sz w:val="32"/>
+          <w:szCs w:val="32"/>
+        </w:rPr>
+      </w:pPr>
+      <w:r>
+        <w:rPr>
+          <w:rFonts w:ascii="Century Gothic" w:hAnsi="Century Gothic" w:cstheme="majorBidi"/>
+          <w:b/>
+          <w:bCs/>
+          <w:sz w:val="32"/>
+          <w:szCs w:val="32"/>
+        </w:rPr>
+        <w:t>Pricing (</w:t>
+      </w:r>
+      <w:r>
+        <w:rPr>
+          <w:rFonts w:ascii="Century Gothic" w:hAnsi="Century Gothic" w:cstheme="majorBidi"/>
+          <w:b/>
+          <w:bCs/>
+          <w:sz w:val="32"/>
+          <w:szCs w:val="32"/>
+        </w:rPr>
+        <w:t>One-Time, Perpetual License)</w:t>
+      </w:r>
+      <w:r>
+        <w:rPr>
+          <w:rFonts w:ascii="Century Gothic" w:hAnsi="Century Gothic" w:cstheme="majorBidi" w:hint="cs"/>
+          <w:b/>
+          <w:bCs/>
+          <w:sz w:val="32"/>
+          <w:szCs w:val="32"/>
+          <w:rtl/>
+        </w:rPr>
+        <w:t>:</w:t>
+      </w:r>
+    </w:p>
+    <w:p>
+      <w:pPr>
+        <w:rPr>
+          <w:rFonts w:ascii="Century Gothic" w:hAnsi="Century Gothic" w:cstheme="majorBidi"/>
+        </w:rPr>
+      </w:pPr>
+    </w:p>
+    <w:p>
+      <w:pPr>
+        <w:rPr>
+          <w:rFonts w:ascii="Century Gothic" w:hAnsi="Century Gothic" w:cstheme="majorBidi"/>
+        </w:rPr>
+      </w:pPr>
+      <w:r>
+        <w:rPr>
+          <w:rFonts w:ascii="Century Gothic" w:hAnsi="Century Gothic" w:cstheme="majorBidi"/>
+        </w:rPr>
+        <w:t xml:space="preserve">Academic / Research: $499 (Full code + model + 1 year updates)  </w:t>
+      </w:r>
+    </w:p>
+    <w:p>
+      <w:pPr>
+        <w:rPr>
+          <w:rFonts w:ascii="Century Gothic" w:hAnsi="Century Gothic" w:cstheme="majorBidi"/>
+        </w:rPr>
+      </w:pPr>
+      <w:r>
+        <w:rPr>
+          <w:rFonts w:ascii="Century Gothic" w:hAnsi="Century Gothic" w:cstheme="majorBidi"/>
+        </w:rPr>
+        <w:t xml:space="preserve">Commercial / Business: $1,999 (Full code + model + priority support)  </w:t>
+      </w:r>
+    </w:p>
+    <w:p>
+      <w:pPr>
+        <w:rPr>
+          <w:rFonts w:ascii="Century Gothic" w:hAnsi="Century Gothic" w:cstheme="majorBidi"/>
+        </w:rPr>
+      </w:pPr>
+      <w:r>
+        <w:rPr>
+          <w:rFonts w:ascii="Century Gothic" w:hAnsi="Century Gothic" w:cstheme="majorBidi"/>
+        </w:rPr>
+        <w:t>Enterprise (IP Transfer): Contact for pricing (Complete IP + training + 5 years support)</w:t>
+      </w:r>
+    </w:p>
+    <w:p>
+      <w:pPr>
+        <w:rPr>
+          <w:rFonts w:ascii="Century Gothic" w:hAnsi="Century Gothic" w:cstheme="majorBidi"/>
+        </w:rPr>
+      </w:pPr>
+    </w:p>
+    <w:p>
+      <w:pPr>
+        <w:rPr>
+          <w:rFonts w:ascii="Century Gothic" w:hAnsi="Century Gothic" w:cstheme="majorBidi"/>
+          <w:b/>
+          <w:bCs/>
+          <w:sz w:val="32"/>
+          <w:szCs w:val="32"/>
+        </w:rPr>
+      </w:pPr>
+      <w:r>
+        <w:rPr>
+          <w:rFonts w:ascii="Century Gothic" w:hAnsi="Century Gothic" w:cstheme="majorBidi"/>
+          <w:b/>
+          <w:bCs/>
+          <w:sz w:val="32"/>
+          <w:szCs w:val="32"/>
+        </w:rPr>
+        <w:t>Delivery</w:t>
+      </w:r>
+      <w:r>
+        <w:rPr>
+          <w:rFonts w:ascii="Century Gothic" w:hAnsi="Century Gothic" w:cstheme="majorBidi" w:hint="cs"/>
+          <w:b/>
+          <w:bCs/>
+          <w:sz w:val="32"/>
+          <w:szCs w:val="32"/>
+          <w:rtl/>
+        </w:rPr>
+        <w:t>:</w:t>
+      </w:r>
+    </w:p>
+    <w:p>
+      <w:pPr>
+        <w:rPr>
+          <w:rFonts w:ascii="Century Gothic" w:hAnsi="Century Gothic" w:cstheme="majorBidi"/>
+        </w:rPr>
+      </w:pPr>
+      <w:r>
+        <w:rPr>
+          <w:rFonts w:ascii="Century Gothic" w:hAnsi="Century Gothic" w:cstheme="majorBidi"/>
+        </w:rPr>
+        <w:t xml:space="preserve">- Digital download (2GB zip file)  </w:t>
+      </w:r>
+    </w:p>
+    <w:p>
+      <w:pPr>
+        <w:rPr>
+          <w:rFonts w:ascii="Century Gothic" w:hAnsi="Century Gothic" w:cstheme="majorBidi"/>
+        </w:rPr>
+      </w:pPr>
+      <w:r>
+        <w:rPr>
+          <w:rFonts w:ascii="Century Gothic" w:hAnsi="Century Gothic" w:cstheme="majorBidi"/>
+        </w:rPr>
+        <w:t xml:space="preserve">- Docker installation guide (5 minutes)  </w:t>
+      </w:r>
+    </w:p>
+    <w:p>
+      <w:pPr>
+        <w:rPr>
+          <w:rFonts w:ascii="Century Gothic" w:hAnsi="Century Gothic" w:cstheme="majorBidi"/>
+          <w:rtl/>
+        </w:rPr>
+      </w:pPr>
+      <w:r>
+        <w:rPr>
+          <w:rFonts w:ascii="Century Gothic" w:hAnsi="Century Gothic" w:cstheme="majorBidi"/>
+        </w:rPr>
+        <w:t>- 14-day money-back guarantee</w:t>
       </w:r>
       <w:bookmarkStart w:id="0" w:name="_GoBack"/>
       <w:bookmarkEnd w:id="0"/>
@@ -499,131 +817,135 @@
           <w:rFonts w:ascii="Century Gothic" w:hAnsi="Century Gothic" w:cstheme="majorBidi"/>
         </w:rPr>
       </w:pPr>
-      <w:r>
-        <w:rPr>
-          <w:rFonts w:ascii="Century Gothic" w:hAnsi="Century Gothic" w:cstheme="majorBidi"/>
-        </w:rPr>
-        <w:t>• Docker installation guide (5 minutes)</w:t>
-      </w:r>
-    </w:p>
-    <w:p>
-      <w:pPr>
-        <w:rPr>
-          <w:rFonts w:ascii="Century Gothic" w:hAnsi="Century Gothic" w:cstheme="majorBidi"/>
-        </w:rPr>
-      </w:pPr>
-      <w:r>
-        <w:rPr>
-          <w:rFonts w:ascii="Century Gothic" w:hAnsi="Century Gothic" w:cstheme="majorBidi"/>
-        </w:rPr>
-        <w:t>• 14-day money-back guarantee</w:t>
-      </w:r>
-    </w:p>
-    <w:p>
-      <w:pPr>
-        <w:rPr>
-          <w:rFonts w:ascii="Century Gothic" w:hAnsi="Century Gothic" w:cstheme="majorBidi"/>
-        </w:rPr>
-      </w:pPr>
-    </w:p>
-    <w:p>
-      <w:pPr>
-        <w:rPr>
-          <w:rFonts w:ascii="Century Gothic" w:hAnsi="Century Gothic" w:cstheme="majorBidi"/>
-        </w:rPr>
-      </w:pPr>
-      <w:r>
-        <w:rPr>
-          <w:rFonts w:ascii="Century Gothic" w:hAnsi="Century Gothic" w:cstheme="majorBidi"/>
-        </w:rPr>
-        <w:t>Contact:</w:t>
-      </w:r>
-    </w:p>
-    <w:p>
-      <w:pPr>
-        <w:rPr>
-          <w:rFonts w:ascii="Century Gothic" w:hAnsi="Century Gothic" w:cstheme="majorBidi"/>
-        </w:rPr>
-      </w:pPr>
-      <w:r>
-        <w:rPr>
-          <w:rFonts w:ascii="Century Gothic" w:hAnsi="Century Gothic" w:cstheme="majorBidi"/>
-        </w:rPr>
-        <w:t>[Your Name]</w:t>
-      </w:r>
-    </w:p>
-    <w:p>
-      <w:pPr>
-        <w:rPr>
-          <w:rFonts w:ascii="Century Gothic" w:hAnsi="Century Gothic" w:cstheme="majorBidi"/>
-        </w:rPr>
-      </w:pPr>
-      <w:r>
-        <w:rPr>
-          <w:rFonts w:ascii="Century Gothic" w:hAnsi="Century Gothic" w:cstheme="majorBidi"/>
-        </w:rPr>
-        <w:t xml:space="preserve">[Your Email - </w:t>
-      </w:r>
-      <w:r>
-        <w:rPr>
-          <w:rFonts w:ascii="Century Gothic" w:hAnsi="Century Gothic" w:cstheme="majorBidi"/>
+    </w:p>
+    <w:p>
+      <w:pPr>
+        <w:rPr>
+          <w:rFonts w:ascii="Century Gothic" w:hAnsi="Century Gothic" w:cstheme="majorBidi"/>
+          <w:b/>
+          <w:bCs/>
+          <w:sz w:val="32"/>
+          <w:szCs w:val="32"/>
+        </w:rPr>
+      </w:pPr>
+      <w:r>
+        <w:rPr>
+          <w:rFonts w:ascii="Century Gothic" w:hAnsi="Century Gothic" w:cstheme="majorBidi"/>
+          <w:b/>
+          <w:bCs/>
+          <w:sz w:val="32"/>
+          <w:szCs w:val="32"/>
+        </w:rPr>
+        <w:t>Contact</w:t>
+      </w:r>
+      <w:r>
+        <w:rPr>
+          <w:rFonts w:ascii="Century Gothic" w:hAnsi="Century Gothic" w:cstheme="majorBidi" w:hint="cs"/>
+          <w:b/>
+          <w:bCs/>
+          <w:sz w:val="32"/>
+          <w:szCs w:val="32"/>
           <w:rtl/>
         </w:rPr>
-        <w:t>یک جیمیل جدید بساز</w:t>
-      </w:r>
-      <w:r>
-        <w:rPr>
-          <w:rFonts w:ascii="Century Gothic" w:hAnsi="Century Gothic" w:cstheme="majorBidi"/>
-        </w:rPr>
-        <w:t>]</w:t>
-      </w:r>
-    </w:p>
-    <w:p>
-      <w:pPr>
-        <w:rPr>
-          <w:rFonts w:ascii="Century Gothic" w:hAnsi="Century Gothic" w:cstheme="majorBidi"/>
-        </w:rPr>
-      </w:pPr>
-      <w:r>
-        <w:rPr>
-          <w:rFonts w:ascii="Century Gothic" w:hAnsi="Century Gothic" w:cstheme="majorBidi"/>
-        </w:rPr>
-        <w:t xml:space="preserve">[Telegram/Skype - </w:t>
-      </w:r>
-      <w:r>
-        <w:rPr>
-          <w:rFonts w:ascii="Century Gothic" w:hAnsi="Century Gothic" w:cstheme="majorBidi"/>
-          <w:rtl/>
-        </w:rPr>
-        <w:t>اگر داری</w:t>
-      </w:r>
-      <w:r>
-        <w:rPr>
-          <w:rFonts w:ascii="Century Gothic" w:hAnsi="Century Gothic" w:cstheme="majorBidi"/>
-        </w:rPr>
-        <w:t>]</w:t>
-      </w:r>
-    </w:p>
-    <w:p>
-      <w:pPr>
-        <w:rPr>
-          <w:rFonts w:ascii="Century Gothic" w:hAnsi="Century Gothic" w:cstheme="majorBidi"/>
-        </w:rPr>
-      </w:pPr>
-    </w:p>
-    <w:p>
-      <w:pPr>
-        <w:rPr>
-          <w:rFonts w:ascii="Century Gothic" w:hAnsi="Century Gothic" w:cstheme="majorBidi"/>
-        </w:rPr>
-      </w:pPr>
-      <w:r>
-        <w:rPr>
-          <w:rFonts w:ascii="Century Gothic" w:hAnsi="Century Gothic" w:cstheme="majorBidi"/>
-        </w:rPr>
-        <w:t>Ready to deploy. Ready to scale.</w:t>
-      </w:r>
-    </w:p>
+        <w:t>:</w:t>
+      </w:r>
+    </w:p>
+    <w:p>
+      <w:pPr>
+        <w:rPr>
+          <w:rFonts w:ascii="Century Gothic" w:hAnsi="Century Gothic" w:cstheme="majorBidi"/>
+        </w:rPr>
+      </w:pPr>
+      <w:proofErr w:type="spellStart"/>
+      <w:r>
+        <w:rPr>
+          <w:rFonts w:ascii="Century Gothic" w:hAnsi="Century Gothic" w:cstheme="majorBidi"/>
+        </w:rPr>
+        <w:t>Mahdieh</w:t>
+      </w:r>
+      <w:proofErr w:type="spellEnd"/>
+      <w:r>
+        <w:rPr>
+          <w:rFonts w:ascii="Century Gothic" w:hAnsi="Century Gothic" w:cstheme="majorBidi"/>
+        </w:rPr>
+        <w:t xml:space="preserve"> </w:t>
+      </w:r>
+      <w:proofErr w:type="spellStart"/>
+      <w:r>
+        <w:rPr>
+          <w:rFonts w:ascii="Century Gothic" w:hAnsi="Century Gothic" w:cstheme="majorBidi"/>
+        </w:rPr>
+        <w:t>Kazemi</w:t>
+      </w:r>
+      <w:proofErr w:type="spellEnd"/>
+      <w:r>
+        <w:rPr>
+          <w:rFonts w:ascii="Century Gothic" w:hAnsi="Century Gothic" w:cstheme="majorBidi"/>
+        </w:rPr>
+        <w:t xml:space="preserve">  </w:t>
+      </w:r>
+    </w:p>
+    <w:p>
+      <w:pPr>
+        <w:rPr>
+          <w:rFonts w:ascii="Century Gothic" w:hAnsi="Century Gothic" w:cstheme="majorBidi"/>
+        </w:rPr>
+      </w:pPr>
+      <w:r>
+        <w:rPr>
+          <w:rFonts w:ascii="Century Gothic" w:hAnsi="Century Gothic" w:cstheme="majorBidi"/>
+        </w:rPr>
+        <w:t xml:space="preserve">Email: mah.kzmi21@gmail.com  </w:t>
+      </w:r>
+    </w:p>
+    <w:p>
+      <w:pPr>
+        <w:rPr>
+          <w:rFonts w:ascii="Century Gothic" w:hAnsi="Century Gothic" w:cstheme="majorBidi"/>
+        </w:rPr>
+      </w:pPr>
+      <w:r>
+        <w:rPr>
+          <w:rFonts w:ascii="Century Gothic" w:hAnsi="Century Gothic" w:cstheme="majorBidi"/>
+        </w:rPr>
+        <w:t>Telegram: @</w:t>
+      </w:r>
+      <w:proofErr w:type="spellStart"/>
+      <w:r>
+        <w:rPr>
+          <w:rFonts w:ascii="Century Gothic" w:hAnsi="Century Gothic" w:cstheme="majorBidi"/>
+        </w:rPr>
+        <w:t>varia_support</w:t>
+      </w:r>
+      <w:proofErr w:type="spellEnd"/>
+    </w:p>
+    <w:p>
+      <w:pPr>
+        <w:rPr>
+          <w:rFonts w:ascii="Century Gothic" w:hAnsi="Century Gothic" w:cstheme="majorBidi"/>
+        </w:rPr>
+      </w:pPr>
+    </w:p>
+    <w:p>
+      <w:pPr>
+        <w:rPr>
+          <w:rFonts w:ascii="Century Gothic" w:hAnsi="Century Gothic" w:cstheme="majorBidi"/>
+        </w:rPr>
+      </w:pPr>
+      <w:r>
+        <w:rPr>
+          <w:rFonts w:ascii="Century Gothic" w:hAnsi="Century Gothic" w:cstheme="majorBidi"/>
+        </w:rPr>
+        <w:t>Re</w:t>
+      </w:r>
+      <w:r>
+        <w:rPr>
+          <w:rFonts w:ascii="Century Gothic" w:hAnsi="Century Gothic" w:cstheme="majorBidi"/>
+        </w:rPr>
+        <w:t>ady to deploy. Ready to scale.</w:t>
+      </w:r>
+    </w:p>
+    <w:p/>
     <w:sectPr>
       <w:pgSz w:w="12240" w:h="15840"/>
       <w:pgMar w:top="1440" w:right="1440" w:bottom="1440" w:left="1440" w:header="720" w:footer="720" w:gutter="0"/>
@@ -1055,6 +1377,112 @@
     <w:semiHidden/>
     <w:unhideWhenUsed/>
   </w:style>
+  <w:style w:type="character" w:styleId="Hyperlink">
+    <w:name w:val="Hyperlink"/>
+    <w:basedOn w:val="DefaultParagraphFont"/>
+    <w:uiPriority w:val="99"/>
+    <w:unhideWhenUsed/>
+    <w:rsid w:val="00477F18"/>
+    <w:rPr>
+      <w:color w:val="0563C1" w:themeColor="hyperlink"/>
+      <w:u w:val="single"/>
+    </w:rPr>
+  </w:style>
+  <w:style w:type="table" w:styleId="TableGrid">
+    <w:name w:val="Table Grid"/>
+    <w:basedOn w:val="TableNormal"/>
+    <w:uiPriority w:val="39"/>
+    <w:rsid w:val="003F405B"/>
+    <w:pPr>
+      <w:spacing w:after="0" w:line="240" w:lineRule="auto"/>
+    </w:pPr>
+    <w:tblPr>
+      <w:tblBorders>
+        <w:top w:val="single" w:sz="4" w:space="0" w:color="auto"/>
+        <w:left w:val="single" w:sz="4" w:space="0" w:color="auto"/>
+        <w:bottom w:val="single" w:sz="4" w:space="0" w:color="auto"/>
+        <w:right w:val="single" w:sz="4" w:space="0" w:color="auto"/>
+        <w:insideH w:val="single" w:sz="4" w:space="0" w:color="auto"/>
+        <w:insideV w:val="single" w:sz="4" w:space="0" w:color="auto"/>
+      </w:tblBorders>
+    </w:tblPr>
+  </w:style>
+  <w:style w:type="table" w:styleId="GridTable4-Accent6">
+    <w:name w:val="Grid Table 4 Accent 6"/>
+    <w:basedOn w:val="TableNormal"/>
+    <w:uiPriority w:val="49"/>
+    <w:rsid w:val="003F405B"/>
+    <w:pPr>
+      <w:spacing w:after="0" w:line="240" w:lineRule="auto"/>
+    </w:pPr>
+    <w:tblPr>
+      <w:tblStyleRowBandSize w:val="1"/>
+      <w:tblStyleColBandSize w:val="1"/>
+      <w:tblBorders>
+        <w:top w:val="single" w:sz="4" w:space="0" w:color="A8D08D" w:themeColor="accent6" w:themeTint="99"/>
+        <w:left w:val="single" w:sz="4" w:space="0" w:color="A8D08D" w:themeColor="accent6" w:themeTint="99"/>
+        <w:bottom w:val="single" w:sz="4" w:space="0" w:color="A8D08D" w:themeColor="accent6" w:themeTint="99"/>
+        <w:right w:val="single" w:sz="4" w:space="0" w:color="A8D08D" w:themeColor="accent6" w:themeTint="99"/>
+        <w:insideH w:val="single" w:sz="4" w:space="0" w:color="A8D08D" w:themeColor="accent6" w:themeTint="99"/>
+        <w:insideV w:val="single" w:sz="4" w:space="0" w:color="A8D08D" w:themeColor="accent6" w:themeTint="99"/>
+      </w:tblBorders>
+    </w:tblPr>
+    <w:tblStylePr w:type="firstRow">
+      <w:rPr>
+        <w:b/>
+        <w:bCs/>
+        <w:color w:val="FFFFFF" w:themeColor="background1"/>
+      </w:rPr>
+      <w:tblPr/>
+      <w:tcPr>
+        <w:tcBorders>
+          <w:top w:val="single" w:sz="4" w:space="0" w:color="70AD47" w:themeColor="accent6"/>
+          <w:left w:val="single" w:sz="4" w:space="0" w:color="70AD47" w:themeColor="accent6"/>
+          <w:bottom w:val="single" w:sz="4" w:space="0" w:color="70AD47" w:themeColor="accent6"/>
+          <w:right w:val="single" w:sz="4" w:space="0" w:color="70AD47" w:themeColor="accent6"/>
+          <w:insideH w:val="nil"/>
+          <w:insideV w:val="nil"/>
+        </w:tcBorders>
+        <w:shd w:val="clear" w:color="auto" w:fill="70AD47" w:themeFill="accent6"/>
+      </w:tcPr>
+    </w:tblStylePr>
+    <w:tblStylePr w:type="lastRow">
+      <w:rPr>
+        <w:b/>
+        <w:bCs/>
+      </w:rPr>
+      <w:tblPr/>
+      <w:tcPr>
+        <w:tcBorders>
+          <w:top w:val="double" w:sz="4" w:space="0" w:color="70AD47" w:themeColor="accent6"/>
+        </w:tcBorders>
+      </w:tcPr>
+    </w:tblStylePr>
+    <w:tblStylePr w:type="firstCol">
+      <w:rPr>
+        <w:b/>
+        <w:bCs/>
+      </w:rPr>
+    </w:tblStylePr>
+    <w:tblStylePr w:type="lastCol">
+      <w:rPr>
+        <w:b/>
+        <w:bCs/>
+      </w:rPr>
+    </w:tblStylePr>
+    <w:tblStylePr w:type="band1Vert">
+      <w:tblPr/>
+      <w:tcPr>
+        <w:shd w:val="clear" w:color="auto" w:fill="E2EFD9" w:themeFill="accent6" w:themeFillTint="33"/>
+      </w:tcPr>
+    </w:tblStylePr>
+    <w:tblStylePr w:type="band1Horz">
+      <w:tblPr/>
+      <w:tcPr>
+        <w:shd w:val="clear" w:color="auto" w:fill="E2EFD9" w:themeFill="accent6" w:themeFillTint="33"/>
+      </w:tcPr>
+    </w:tblStylePr>
+  </w:style>
 </w:styles>
 </file>
 
